--- a/public/Greencoat_Dealing_with_Discriminatory_Behaviour_Policy_Mar2026.docx
+++ b/public/Greencoat_Dealing_with_Discriminatory_Behaviour_Policy_Mar2026.docx
@@ -26,22 +26,6 @@
           <w:rFonts w:ascii="Calibri" w:hAnsi="Calibri" w:cs="Calibri"/>
         </w:rPr>
       </w:pPr>
-    </w:p>
-    <w:p>
-      <w:pPr>
-        <w:jc w:val="both"/>
-        <w:rPr>
-          <w:rFonts w:ascii="Calibri" w:hAnsi="Calibri" w:cs="Calibri"/>
-          <w:i/>
-        </w:rPr>
-      </w:pPr>
-      <w:r>
-        <w:rPr>
-          <w:rFonts w:ascii="Calibri" w:hAnsi="Calibri" w:cs="Calibri"/>
-          <w:i/>
-        </w:rPr>
-        <w:t>This may form part of your Inclusion and equality policy rather than a standalone policy. This policy also links to Safeguarding children and child protection, Prevent duty and radicalisation and Whistleblowing policies.</w:t>
-      </w:r>
     </w:p>
     <w:p>
       <w:pPr>
@@ -1276,6 +1260,319 @@
           <w:rFonts w:ascii="Calibri" w:hAnsi="Calibri" w:cs="Calibri"/>
         </w:rPr>
       </w:pPr>
+    </w:p>
+    <w:p>
+      <w:pPr>
+        <w:pStyle w:val="Normal"/>
+      </w:pPr>
+      <w:r>
+        <w:rPr>
+          <w:rFonts w:ascii="Calibri" w:hAnsi="Calibri"/>
+        </w:rPr>
+        <w:t xml:space="preserve"/>
+      </w:r>
+    </w:p>
+    <w:p>
+      <w:pPr>
+        <w:pStyle w:val="Normal"/>
+      </w:pPr>
+      <w:r>
+        <w:rPr>
+          <w:rFonts w:ascii="Calibri" w:hAnsi="Calibri"/>
+        </w:rPr>
+        <w:t xml:space="preserve">Records are retained securely and reviewed by the Director at least annually to identify patterns and assess policy effectiveness.</w:t>
+      </w:r>
+    </w:p>
+    <w:p>
+      <w:pPr>
+        <w:pStyle w:val="Normal"/>
+        <w:numPr>
+          <w:ilvl w:val="0"/>
+          <w:numId w:val="12"/>
+        </w:numPr>
+      </w:pPr>
+      <w:r>
+        <w:rPr>
+          <w:rFonts w:ascii="Calibri" w:hAnsi="Calibri"/>
+        </w:rPr>
+        <w:t xml:space="preserve">Follow-up actions agreed and by whom</w:t>
+      </w:r>
+    </w:p>
+    <w:p>
+      <w:pPr>
+        <w:pStyle w:val="Normal"/>
+        <w:numPr>
+          <w:ilvl w:val="0"/>
+          <w:numId w:val="12"/>
+        </w:numPr>
+      </w:pPr>
+      <w:r>
+        <w:rPr>
+          <w:rFonts w:ascii="Calibri" w:hAnsi="Calibri"/>
+        </w:rPr>
+        <w:t xml:space="preserve">Action taken at the time</w:t>
+      </w:r>
+    </w:p>
+    <w:p>
+      <w:pPr>
+        <w:pStyle w:val="Normal"/>
+        <w:numPr>
+          <w:ilvl w:val="0"/>
+          <w:numId w:val="12"/>
+        </w:numPr>
+      </w:pPr>
+      <w:r>
+        <w:rPr>
+          <w:rFonts w:ascii="Calibri" w:hAnsi="Calibri"/>
+        </w:rPr>
+        <w:t xml:space="preserve">The protected characteristic(s) involved</w:t>
+      </w:r>
+    </w:p>
+    <w:p>
+      <w:pPr>
+        <w:pStyle w:val="Normal"/>
+        <w:numPr>
+          <w:ilvl w:val="0"/>
+          <w:numId w:val="12"/>
+        </w:numPr>
+      </w:pPr>
+      <w:r>
+        <w:rPr>
+          <w:rFonts w:ascii="Calibri" w:hAnsi="Calibri"/>
+        </w:rPr>
+        <w:t xml:space="preserve">A factual description of what occurred</w:t>
+      </w:r>
+    </w:p>
+    <w:p>
+      <w:pPr>
+        <w:pStyle w:val="Normal"/>
+        <w:numPr>
+          <w:ilvl w:val="0"/>
+          <w:numId w:val="12"/>
+        </w:numPr>
+      </w:pPr>
+      <w:r>
+        <w:rPr>
+          <w:rFonts w:ascii="Calibri" w:hAnsi="Calibri"/>
+        </w:rPr>
+        <w:t xml:space="preserve">Names of those involved (perpetrator, victim, any witnesses) — children by initials only in shared records</w:t>
+      </w:r>
+    </w:p>
+    <w:p>
+      <w:pPr>
+        <w:pStyle w:val="Normal"/>
+        <w:numPr>
+          <w:ilvl w:val="0"/>
+          <w:numId w:val="12"/>
+        </w:numPr>
+      </w:pPr>
+      <w:r>
+        <w:rPr>
+          <w:rFonts w:ascii="Calibri" w:hAnsi="Calibri"/>
+        </w:rPr>
+        <w:t xml:space="preserve">Date, time and location of the incident</w:t>
+      </w:r>
+    </w:p>
+    <w:p>
+      <w:pPr>
+        <w:pStyle w:val="Normal"/>
+      </w:pPr>
+      <w:r>
+        <w:rPr>
+          <w:rFonts w:ascii="Calibri" w:hAnsi="Calibri"/>
+        </w:rPr>
+        <w:t xml:space="preserve">Every incident of discriminatory behaviour must be recorded, regardless of severity. The record must include:</w:t>
+      </w:r>
+    </w:p>
+    <w:p>
+      <w:pPr>
+        <w:pStyle w:val="Heading2"/>
+      </w:pPr>
+      <w:r>
+        <w:rPr>
+          <w:rFonts w:ascii="Calibri" w:hAnsi="Calibri"/>
+        </w:rPr>
+        <w:t xml:space="preserve">Recording incidents</w:t>
+      </w:r>
+    </w:p>
+    <w:p>
+      <w:pPr>
+        <w:pStyle w:val="Normal"/>
+      </w:pPr>
+      <w:r>
+        <w:rPr>
+          <w:rFonts w:ascii="Calibri" w:hAnsi="Calibri"/>
+        </w:rPr>
+        <w:t xml:space="preserve"/>
+      </w:r>
+    </w:p>
+    <w:p>
+      <w:pPr>
+        <w:pStyle w:val="Normal"/>
+        <w:numPr>
+          <w:ilvl w:val="0"/>
+          <w:numId w:val="12"/>
+        </w:numPr>
+      </w:pPr>
+      <w:r>
+        <w:rPr>
+          <w:rFonts w:ascii="Calibri" w:hAnsi="Calibri"/>
+        </w:rPr>
+        <w:t xml:space="preserve">If the behaviour is by a staff member: the site manager will initiate the Disciplinary Procedure and report to the Director. The incident will be recorded on the Single Central Record as appropriate.</w:t>
+      </w:r>
+    </w:p>
+    <w:p>
+      <w:pPr>
+        <w:pStyle w:val="Normal"/>
+        <w:numPr>
+          <w:ilvl w:val="0"/>
+          <w:numId w:val="12"/>
+        </w:numPr>
+      </w:pPr>
+      <w:r>
+        <w:rPr>
+          <w:rFonts w:ascii="Calibri" w:hAnsi="Calibri"/>
+        </w:rPr>
+        <w:t xml:space="preserve">If the behaviour involves a parent or visitor: the site manager will speak with them directly. Repeat behaviour will result in restricted access to the setting.</w:t>
+      </w:r>
+    </w:p>
+    <w:p>
+      <w:pPr>
+        <w:pStyle w:val="Normal"/>
+        <w:numPr>
+          <w:ilvl w:val="0"/>
+          <w:numId w:val="12"/>
+        </w:numPr>
+      </w:pPr>
+      <w:r>
+        <w:rPr>
+          <w:rFonts w:ascii="Calibri" w:hAnsi="Calibri"/>
+        </w:rPr>
+        <w:t xml:space="preserve">If the behaviour constitutes harassment, bullying or a safeguarding concern: refer to the DSL immediately. Do not wait.</w:t>
+      </w:r>
+    </w:p>
+    <w:p>
+      <w:pPr>
+        <w:pStyle w:val="Normal"/>
+        <w:numPr>
+          <w:ilvl w:val="0"/>
+          <w:numId w:val="12"/>
+        </w:numPr>
+      </w:pPr>
+      <w:r>
+        <w:rPr>
+          <w:rFonts w:ascii="Calibri" w:hAnsi="Calibri"/>
+        </w:rPr>
+        <w:t xml:space="preserve">If the incident involves a child as perpetrator or victim: inform the child's parents at collection the same day — factually and sensitively. Record this conversation.</w:t>
+      </w:r>
+    </w:p>
+    <w:p>
+      <w:pPr>
+        <w:pStyle w:val="Normal"/>
+        <w:numPr>
+          <w:ilvl w:val="0"/>
+          <w:numId w:val="12"/>
+        </w:numPr>
+      </w:pPr>
+      <w:r>
+        <w:rPr>
+          <w:rFonts w:ascii="Calibri" w:hAnsi="Calibri"/>
+        </w:rPr>
+        <w:t xml:space="preserve">Record the incident in the nursery's discrimination/incident log: date, time, location, what happened, who was involved, what you did, outcome.</w:t>
+      </w:r>
+    </w:p>
+    <w:p>
+      <w:pPr>
+        <w:pStyle w:val="Normal"/>
+        <w:numPr>
+          <w:ilvl w:val="0"/>
+          <w:numId w:val="12"/>
+        </w:numPr>
+      </w:pPr>
+      <w:r>
+        <w:rPr>
+          <w:rFonts w:ascii="Calibri" w:hAnsi="Calibri"/>
+        </w:rPr>
+        <w:t xml:space="preserve">Report to your site manager the same day. If the incident involves a manager, report to Taz Khan (Director) directly.</w:t>
+      </w:r>
+    </w:p>
+    <w:p>
+      <w:pPr>
+        <w:pStyle w:val="Normal"/>
+        <w:numPr>
+          <w:ilvl w:val="0"/>
+          <w:numId w:val="12"/>
+        </w:numPr>
+      </w:pPr>
+      <w:r>
+        <w:rPr>
+          <w:rFonts w:ascii="Calibri" w:hAnsi="Calibri"/>
+        </w:rPr>
+        <w:t xml:space="preserve">Do not minimise, ignore or dismiss the incident — even if it seems minor. All incidents must be recorded and reported.</w:t>
+      </w:r>
+    </w:p>
+    <w:p>
+      <w:pPr>
+        <w:pStyle w:val="Normal"/>
+        <w:numPr>
+          <w:ilvl w:val="0"/>
+          <w:numId w:val="12"/>
+        </w:numPr>
+      </w:pPr>
+      <w:r>
+        <w:rPr>
+          <w:rFonts w:ascii="Calibri" w:hAnsi="Calibri"/>
+        </w:rPr>
+        <w:t xml:space="preserve">Make the affected person (child or adult) feel safe. Acknowledge what happened and reassure them it is being taken seriously.</w:t>
+      </w:r>
+    </w:p>
+    <w:p>
+      <w:pPr>
+        <w:pStyle w:val="Normal"/>
+        <w:numPr>
+          <w:ilvl w:val="0"/>
+          <w:numId w:val="12"/>
+        </w:numPr>
+      </w:pPr>
+      <w:r>
+        <w:rPr>
+          <w:rFonts w:ascii="Calibri" w:hAnsi="Calibri"/>
+        </w:rPr>
+        <w:t xml:space="preserve">Intervene immediately and calmly. Challenge the behaviour, not the person. Say clearly that the behaviour is unacceptable at Greencoat.</w:t>
+      </w:r>
+    </w:p>
+    <w:p>
+      <w:pPr>
+        <w:pStyle w:val="Normal"/>
+      </w:pPr>
+      <w:r>
+        <w:rPr>
+          <w:rFonts w:ascii="Calibri" w:hAnsi="Calibri"/>
+        </w:rPr>
+        <w:t xml:space="preserve">If you witness or receive a report of discriminatory behaviour — from a child, a staff member, a parent or a visitor — take the following steps:</w:t>
+      </w:r>
+    </w:p>
+    <w:p>
+      <w:pPr>
+        <w:pStyle w:val="Heading2"/>
+      </w:pPr>
+      <w:r>
+        <w:rPr>
+          <w:rFonts w:ascii="Calibri" w:hAnsi="Calibri"/>
+        </w:rPr>
+        <w:t xml:space="preserve">What staff must do when they witness or receive a report of discriminatory behaviour</w:t>
+      </w:r>
+    </w:p>
+    <w:p>
+      <w:pPr>
+        <w:pStyle w:val="Normal"/>
+      </w:pPr>
+      <w:r>
+        <w:rPr>
+          <w:rFonts w:ascii="Calibri" w:hAnsi="Calibri"/>
+        </w:rPr>
+        <w:t xml:space="preserve"/>
+      </w:r>
     </w:p>
     <w:p>
       <w:pPr>
